--- a/fixtures/generated/c02__two-column.docx
+++ b/fixtures/generated/c02__two-column.docx
@@ -78,7 +78,12 @@
           </w:p>
           <w:p>
             <w:r>
-              <w:t>Kilworth Road</w:t>
+              <w:t>Fermoy</w:t>
+            </w:r>
+          </w:p>
+          <w:p>
+            <w:r>
+              <w:t>Co. Cork</w:t>
             </w:r>
           </w:p>
           <w:p>
